--- a/提交材料/08_决赛演示与验收附件.docx
+++ b/提交材料/08_决赛演示与验收附件.docx
@@ -7404,6 +7404,26 @@
           <w:lang w:eastAsia="zh-CN"/>
         </w:rPr>
         <w:t>天数据校核后由企业冻结；没有同口径基线、真实执行回传或归因记录时，不给出节约金额、准确率或投资回报结论。</w:t>
+      </w:r>
+    </w:p>
+    <w:p>
+      <w:pPr>
+        <w:pStyle w:val="1"/>
+      </w:pPr>
+      <w:r>
+        <w:t>7. 方案证据包验收</w:t>
+      </w:r>
+    </w:p>
+    <w:p>
+      <w:pPr/>
+      <w:r>
+        <w:t>现场在当班工作区点击“导出当前方案证据包”，应能下载 JSON 文件。文件至少包含输入快照、执行价版本、安全闸门、可行性闸门、物料平衡、四岗位动作单、接令状态、飞书流转边界和审计事件。</w:t>
+      </w:r>
+    </w:p>
+    <w:p>
+      <w:pPr/>
+      <w:r>
+        <w:t>验收边界：导出是本地交接物，不自动上传飞书、MES、DCS 或 SIS；没有 Historian 回传时实际值必须为空；证据包能被企业专家根据建议编号和方案版本复核。</w:t>
       </w:r>
     </w:p>
     <w:sectPr>

--- a/提交材料/08_决赛演示与验收附件.docx
+++ b/提交材料/08_决赛演示与验收附件.docx
@@ -1443,23 +1443,7 @@
         </w:rPr>
       </w:pPr>
       <w:r>
-        <w:rPr>
-          <w:lang w:eastAsia="zh-CN"/>
-        </w:rPr>
-        <w:t>收束口径：平台</w:t>
-      </w:r>
-      <w:r>
-        <w:rPr>
-          <w:rFonts w:hint="eastAsia"/>
-          <w:lang w:eastAsia="zh-CN"/>
-        </w:rPr>
-        <w:t>并非</w:t>
-      </w:r>
-      <w:r>
-        <w:rPr>
-          <w:lang w:eastAsia="zh-CN"/>
-        </w:rPr>
-        <w:t>替代操作员的自动控制器，是把班次事实、调度判断、责任确认和执行结果串起来的工作方法。企业试点首先检验调度是否更快、更稳、更容易复盘。</w:t>
+        <w:t>我们的交付重点是把班次事实、调度判断、责任确认和执行结果放在同一条可追溯链路上，为现场班组留下可核对的依据。企业试点先用真实班次检验三件事：调度是否更快，生产是否更稳，班后是否更容易复盘。</w:t>
       </w:r>
     </w:p>
     <w:p>
